--- a/docs/stakeholder-package/README.docx
+++ b/docs/stakeholder-package/README.docx
@@ -286,7 +286,7 @@
               <w:spacing w:after="20" w:before="20"/>
             </w:pPr>
             <w:r>
-              <w:t xml:space="preserve">admin@playlive.melbourne</w:t>
+              <w:t xml:space="preserve">manager@playlive.melbourne</w:t>
             </w:r>
           </w:p>
         </w:tc>
